--- a/PEX3_Report.docx
+++ b/PEX3_Report.docx
@@ -57,7 +57,7 @@
       <w:r>
         <w:t xml:space="preserve"> </w:t>
       </w:r>
-      <w:hyperlink r:id="rId9" w:history="1">
+      <w:hyperlink r:id="rId11" w:history="1">
         <w:r>
           <w:rPr>
             <w:rStyle w:val="Hyperlink"/>
@@ -113,13 +113,7 @@
         <w:t>%</w:t>
       </w:r>
       <w:r>
-        <w:t xml:space="preserve"> fault rate and </w:t>
-      </w:r>
-      <w:r>
-        <w:t>106 4KB frames</w:t>
-      </w:r>
-      <w:r>
-        <w:t xml:space="preserve"> with 708224 faults at a 9</w:t>
+        <w:t xml:space="preserve"> fault rate and 106 4KB frames with 708224 faults at a 9</w:t>
       </w:r>
       <w:r>
         <w:t>.</w:t>
@@ -151,11 +145,7 @@
         <w:t>2. Frames Required to Achieve &lt; 10% Page-Fault Rate (4 pts)</w:t>
       </w:r>
     </w:p>
-    <w:p>
-      <w:r>
-        <w:t>For each frame size, identify the minimum number of frames where the page-fault rate first drops below 10%.</w:t>
-      </w:r>
-    </w:p>
+    <w:p/>
     <w:tbl>
       <w:tblPr>
         <w:tblStyle w:val="LightGrid-Accent1"/>
@@ -192,8 +182,13 @@
             <w:pPr>
               <w:cnfStyle w:val="100000000000" w:firstRow="1" w:lastRow="0" w:firstColumn="0" w:lastColumn="0" w:oddVBand="0" w:evenVBand="0" w:oddHBand="0" w:evenHBand="0" w:firstRowFirstColumn="0" w:firstRowLastColumn="0" w:lastRowFirstColumn="0" w:lastRowLastColumn="0"/>
             </w:pPr>
+            <w:proofErr w:type="spellStart"/>
             <w:r>
-              <w:t>Min Frames for &lt; 10%</w:t>
+              <w:t>Min</w:t>
+            </w:r>
+            <w:proofErr w:type="spellEnd"/>
+            <w:r>
+              <w:t xml:space="preserve"> Frames for &lt; 10%</w:t>
             </w:r>
           </w:p>
         </w:tc>
@@ -258,7 +253,28 @@
                 <w:rFonts w:ascii="Aptos Narrow" w:hAnsi="Aptos Narrow"/>
                 <w:color w:val="000000"/>
               </w:rPr>
-              <w:t>0.09996</w:t>
+              <w:t>9</w:t>
+            </w:r>
+            <w:r>
+              <w:rPr>
+                <w:rFonts w:ascii="Aptos Narrow" w:hAnsi="Aptos Narrow"/>
+                <w:color w:val="000000"/>
+              </w:rPr>
+              <w:t>.</w:t>
+            </w:r>
+            <w:r>
+              <w:rPr>
+                <w:rFonts w:ascii="Aptos Narrow" w:hAnsi="Aptos Narrow"/>
+                <w:color w:val="000000"/>
+              </w:rPr>
+              <w:t>996</w:t>
+            </w:r>
+            <w:r>
+              <w:rPr>
+                <w:rFonts w:ascii="Aptos Narrow" w:hAnsi="Aptos Narrow"/>
+                <w:color w:val="000000"/>
+              </w:rPr>
+              <w:t>%</w:t>
             </w:r>
           </w:p>
         </w:tc>
@@ -310,7 +326,28 @@
                 <w:rFonts w:ascii="Aptos Narrow" w:hAnsi="Aptos Narrow"/>
                 <w:color w:val="000000"/>
               </w:rPr>
-              <w:t>0.099937</w:t>
+              <w:t>9</w:t>
+            </w:r>
+            <w:r>
+              <w:rPr>
+                <w:rFonts w:ascii="Aptos Narrow" w:hAnsi="Aptos Narrow"/>
+                <w:color w:val="000000"/>
+              </w:rPr>
+              <w:t>.</w:t>
+            </w:r>
+            <w:r>
+              <w:rPr>
+                <w:rFonts w:ascii="Aptos Narrow" w:hAnsi="Aptos Narrow"/>
+                <w:color w:val="000000"/>
+              </w:rPr>
+              <w:t>9937</w:t>
+            </w:r>
+            <w:r>
+              <w:rPr>
+                <w:rFonts w:ascii="Aptos Narrow" w:hAnsi="Aptos Narrow"/>
+                <w:color w:val="000000"/>
+              </w:rPr>
+              <w:t>%</w:t>
             </w:r>
           </w:p>
         </w:tc>
@@ -362,7 +399,28 @@
                 <w:rFonts w:ascii="Aptos Narrow" w:hAnsi="Aptos Narrow"/>
                 <w:color w:val="000000"/>
               </w:rPr>
-              <w:t>0.099777</w:t>
+              <w:t>9</w:t>
+            </w:r>
+            <w:r>
+              <w:rPr>
+                <w:rFonts w:ascii="Aptos Narrow" w:hAnsi="Aptos Narrow"/>
+                <w:color w:val="000000"/>
+              </w:rPr>
+              <w:t>.</w:t>
+            </w:r>
+            <w:r>
+              <w:rPr>
+                <w:rFonts w:ascii="Aptos Narrow" w:hAnsi="Aptos Narrow"/>
+                <w:color w:val="000000"/>
+              </w:rPr>
+              <w:t>9777</w:t>
+            </w:r>
+            <w:r>
+              <w:rPr>
+                <w:rFonts w:ascii="Aptos Narrow" w:hAnsi="Aptos Narrow"/>
+                <w:color w:val="000000"/>
+              </w:rPr>
+              <w:t>%</w:t>
             </w:r>
           </w:p>
         </w:tc>
@@ -414,7 +472,28 @@
                 <w:rFonts w:ascii="Aptos Narrow" w:hAnsi="Aptos Narrow"/>
                 <w:color w:val="000000"/>
               </w:rPr>
-              <w:t>0.099938</w:t>
+              <w:t>9</w:t>
+            </w:r>
+            <w:r>
+              <w:rPr>
+                <w:rFonts w:ascii="Aptos Narrow" w:hAnsi="Aptos Narrow"/>
+                <w:color w:val="000000"/>
+              </w:rPr>
+              <w:t>.</w:t>
+            </w:r>
+            <w:r>
+              <w:rPr>
+                <w:rFonts w:ascii="Aptos Narrow" w:hAnsi="Aptos Narrow"/>
+                <w:color w:val="000000"/>
+              </w:rPr>
+              <w:t>9938</w:t>
+            </w:r>
+            <w:r>
+              <w:rPr>
+                <w:rFonts w:ascii="Aptos Narrow" w:hAnsi="Aptos Narrow"/>
+                <w:color w:val="000000"/>
+              </w:rPr>
+              <w:t>%</w:t>
             </w:r>
           </w:p>
         </w:tc>
@@ -442,6 +521,7 @@
       <w:r>
         <w:rPr>
           <w:i/>
+          <w:noProof/>
           <w:color w:val="888888"/>
         </w:rPr>
         <w:drawing>
@@ -460,7 +540,7 @@
                     <pic:cNvPicPr/>
                   </pic:nvPicPr>
                   <pic:blipFill>
-                    <a:blip r:embed="rId10"/>
+                    <a:blip r:embed="rId12"/>
                     <a:stretch>
                       <a:fillRect/>
                     </a:stretch>
@@ -493,6 +573,7 @@
       <w:r>
         <w:rPr>
           <w:i/>
+          <w:noProof/>
           <w:color w:val="888888"/>
         </w:rPr>
         <w:drawing>
@@ -511,7 +592,7 @@
                     <pic:cNvPicPr/>
                   </pic:nvPicPr>
                   <pic:blipFill>
-                    <a:blip r:embed="rId11"/>
+                    <a:blip r:embed="rId13"/>
                     <a:stretch>
                       <a:fillRect/>
                     </a:stretch>
@@ -545,6 +626,7 @@
       <w:r>
         <w:rPr>
           <w:i/>
+          <w:noProof/>
           <w:color w:val="888888"/>
         </w:rPr>
         <w:drawing>
@@ -563,7 +645,7 @@
                     <pic:cNvPicPr/>
                   </pic:nvPicPr>
                   <pic:blipFill>
-                    <a:blip r:embed="rId12"/>
+                    <a:blip r:embed="rId14"/>
                     <a:stretch>
                       <a:fillRect/>
                     </a:stretch>
@@ -596,6 +678,7 @@
       <w:r>
         <w:rPr>
           <w:i/>
+          <w:noProof/>
           <w:color w:val="888888"/>
         </w:rPr>
         <w:drawing>
@@ -614,7 +697,7 @@
                     <pic:cNvPicPr/>
                   </pic:nvPicPr>
                   <pic:blipFill>
-                    <a:blip r:embed="rId13"/>
+                    <a:blip r:embed="rId15"/>
                     <a:stretch>
                       <a:fillRect/>
                     </a:stretch>
@@ -656,6 +739,7 @@
       <w:r>
         <w:rPr>
           <w:i/>
+          <w:noProof/>
           <w:color w:val="888888"/>
         </w:rPr>
         <w:drawing>
@@ -674,7 +758,7 @@
                     <pic:cNvPicPr/>
                   </pic:nvPicPr>
                   <pic:blipFill>
-                    <a:blip r:embed="rId14"/>
+                    <a:blip r:embed="rId16"/>
                     <a:stretch>
                       <a:fillRect/>
                     </a:stretch>
@@ -707,6 +791,7 @@
       <w:r>
         <w:rPr>
           <w:i/>
+          <w:noProof/>
           <w:color w:val="888888"/>
         </w:rPr>
         <w:drawing>
@@ -725,7 +810,7 @@
                     <pic:cNvPicPr/>
                   </pic:nvPicPr>
                   <pic:blipFill>
-                    <a:blip r:embed="rId15"/>
+                    <a:blip r:embed="rId17"/>
                     <a:stretch>
                       <a:fillRect/>
                     </a:stretch>
@@ -759,6 +844,7 @@
       <w:r>
         <w:rPr>
           <w:i/>
+          <w:noProof/>
           <w:color w:val="888888"/>
         </w:rPr>
         <w:drawing>
@@ -777,7 +863,7 @@
                     <pic:cNvPicPr/>
                   </pic:nvPicPr>
                   <pic:blipFill>
-                    <a:blip r:embed="rId16"/>
+                    <a:blip r:embed="rId18"/>
                     <a:stretch>
                       <a:fillRect/>
                     </a:stretch>
@@ -810,6 +896,7 @@
       <w:r>
         <w:rPr>
           <w:i/>
+          <w:noProof/>
           <w:color w:val="888888"/>
         </w:rPr>
         <w:drawing>
@@ -828,7 +915,7 @@
                     <pic:cNvPicPr/>
                   </pic:nvPicPr>
                   <pic:blipFill>
-                    <a:blip r:embed="rId17"/>
+                    <a:blip r:embed="rId19"/>
                     <a:stretch>
                       <a:fillRect/>
                     </a:stretch>
@@ -848,6 +935,11 @@
           </wp:inline>
         </w:drawing>
       </w:r>
+    </w:p>
+    <w:p>
+      <w:pPr>
+        <w:pStyle w:val="Heading1"/>
+      </w:pPr>
     </w:p>
     <w:p>
       <w:pPr>
@@ -886,11 +978,7 @@
         <w:t>that are</w:t>
       </w:r>
       <w:r>
-        <w:t xml:space="preserve"> reflected in the flattened portion of the graph. This inflection point occurs </w:t>
-      </w:r>
-      <w:r>
-        <w:lastRenderedPageBreak/>
-        <w:t>around the 10% fault rate for each graph regardless of the frame size. Th</w:t>
+        <w:t xml:space="preserve"> reflected in the flattened portion of the graph. This inflection point occurs around the 10% fault rate for each graph regardless of the frame size. Th</w:t>
       </w:r>
       <w:r>
         <w:t>e</w:t>
@@ -1690,7 +1778,15 @@
         <w:pStyle w:val="ListBullet"/>
       </w:pPr>
       <w:r>
-        <w:t>Documentation statement completed in both main.c and this report</w:t>
+        <w:t xml:space="preserve">Documentation statement completed in both </w:t>
+      </w:r>
+      <w:proofErr w:type="spellStart"/>
+      <w:r>
+        <w:t>main.c</w:t>
+      </w:r>
+      <w:proofErr w:type="spellEnd"/>
+      <w:r>
+        <w:t xml:space="preserve"> and this report</w:t>
       </w:r>
     </w:p>
     <w:p>
@@ -1709,6 +1805,56 @@
     </w:sectPr>
   </w:body>
 </w:document>
+</file>
+
+<file path=word/endnotes.xml><?xml version="1.0" encoding="utf-8"?>
+<w:endnotes xmlns:wpc="http://schemas.microsoft.com/office/word/2010/wordprocessingCanvas" xmlns:cx="http://schemas.microsoft.com/office/drawing/2014/chartex" xmlns:cx1="http://schemas.microsoft.com/office/drawing/2015/9/8/chartex" xmlns:cx2="http://schemas.microsoft.com/office/drawing/2015/10/21/chartex" xmlns:cx3="http://schemas.microsoft.com/office/drawing/2016/5/9/chartex" xmlns:cx4="http://schemas.microsoft.com/office/drawing/2016/5/10/chartex" xmlns:cx5="http://schemas.microsoft.com/office/drawing/2016/5/11/chartex" xmlns:cx6="http://schemas.microsoft.com/office/drawing/2016/5/12/chartex" xmlns:cx7="http://schemas.microsoft.com/office/drawing/2016/5/13/chartex" xmlns:cx8="http://schemas.microsoft.com/office/drawing/2016/5/14/chartex" xmlns:mc="http://schemas.openxmlformats.org/markup-compatibility/2006" xmlns:aink="http://schemas.microsoft.com/office/drawing/2016/ink" xmlns:am3d="http://schemas.microsoft.com/office/drawing/2017/model3d" xmlns:o="urn:schemas-microsoft-com:office:office" xmlns:oel="http://schemas.microsoft.com/office/2019/extlst" xmlns:r="http://schemas.openxmlformats.org/officeDocument/2006/relationships" xmlns:m="http://schemas.openxmlformats.org/officeDocument/2006/math" xmlns:v="urn:schemas-microsoft-com:vml" xmlns:wp14="http://schemas.microsoft.com/office/word/2010/wordprocessingDrawing" xmlns:wp="http://schemas.openxmlformats.org/drawingml/2006/wordprocessingDrawing" xmlns:w10="urn:schemas-microsoft-com:office:word" xmlns:w="http://schemas.openxmlformats.org/wordprocessingml/2006/main" xmlns:w14="http://schemas.microsoft.com/office/word/2010/wordml" xmlns:w15="http://schemas.microsoft.com/office/word/2012/wordml" xmlns:w16cex="http://schemas.microsoft.com/office/word/2018/wordml/cex" xmlns:w16cid="http://schemas.microsoft.com/office/word/2016/wordml/cid" xmlns:w16="http://schemas.microsoft.com/office/word/2018/wordml" xmlns:w16du="http://schemas.microsoft.com/office/word/2023/wordml/word16du" xmlns:w16sdtdh="http://schemas.microsoft.com/office/word/2020/wordml/sdtdatahash" xmlns:w16sdtfl="http://schemas.microsoft.com/office/word/2024/wordml/sdtformatlock" xmlns:w16se="http://schemas.microsoft.com/office/word/2015/wordml/symex" xmlns:wpg="http://schemas.microsoft.com/office/word/2010/wordprocessingGroup" xmlns:wpi="http://schemas.microsoft.com/office/word/2010/wordprocessingInk" xmlns:wne="http://schemas.microsoft.com/office/word/2006/wordml" xmlns:wps="http://schemas.microsoft.com/office/word/2010/wordprocessingShape" mc:Ignorable="w14 w15 w16se w16cid w16 w16cex w16sdtdh w16sdtfl w16du wp14">
+  <w:endnote w:type="separator" w:id="-1">
+    <w:p>
+      <w:pPr>
+        <w:spacing w:after="0" w:line="240" w:lineRule="auto"/>
+      </w:pPr>
+      <w:r>
+        <w:separator/>
+      </w:r>
+    </w:p>
+  </w:endnote>
+  <w:endnote w:type="continuationSeparator" w:id="0">
+    <w:p>
+      <w:pPr>
+        <w:spacing w:after="0" w:line="240" w:lineRule="auto"/>
+      </w:pPr>
+      <w:r>
+        <w:continuationSeparator/>
+      </w:r>
+    </w:p>
+  </w:endnote>
+</w:endnotes>
+</file>
+
+<file path=word/footnotes.xml><?xml version="1.0" encoding="utf-8"?>
+<w:footnotes xmlns:wpc="http://schemas.microsoft.com/office/word/2010/wordprocessingCanvas" xmlns:cx="http://schemas.microsoft.com/office/drawing/2014/chartex" xmlns:cx1="http://schemas.microsoft.com/office/drawing/2015/9/8/chartex" xmlns:cx2="http://schemas.microsoft.com/office/drawing/2015/10/21/chartex" xmlns:cx3="http://schemas.microsoft.com/office/drawing/2016/5/9/chartex" xmlns:cx4="http://schemas.microsoft.com/office/drawing/2016/5/10/chartex" xmlns:cx5="http://schemas.microsoft.com/office/drawing/2016/5/11/chartex" xmlns:cx6="http://schemas.microsoft.com/office/drawing/2016/5/12/chartex" xmlns:cx7="http://schemas.microsoft.com/office/drawing/2016/5/13/chartex" xmlns:cx8="http://schemas.microsoft.com/office/drawing/2016/5/14/chartex" xmlns:mc="http://schemas.openxmlformats.org/markup-compatibility/2006" xmlns:aink="http://schemas.microsoft.com/office/drawing/2016/ink" xmlns:am3d="http://schemas.microsoft.com/office/drawing/2017/model3d" xmlns:o="urn:schemas-microsoft-com:office:office" xmlns:oel="http://schemas.microsoft.com/office/2019/extlst" xmlns:r="http://schemas.openxmlformats.org/officeDocument/2006/relationships" xmlns:m="http://schemas.openxmlformats.org/officeDocument/2006/math" xmlns:v="urn:schemas-microsoft-com:vml" xmlns:wp14="http://schemas.microsoft.com/office/word/2010/wordprocessingDrawing" xmlns:wp="http://schemas.openxmlformats.org/drawingml/2006/wordprocessingDrawing" xmlns:w10="urn:schemas-microsoft-com:office:word" xmlns:w="http://schemas.openxmlformats.org/wordprocessingml/2006/main" xmlns:w14="http://schemas.microsoft.com/office/word/2010/wordml" xmlns:w15="http://schemas.microsoft.com/office/word/2012/wordml" xmlns:w16cex="http://schemas.microsoft.com/office/word/2018/wordml/cex" xmlns:w16cid="http://schemas.microsoft.com/office/word/2016/wordml/cid" xmlns:w16="http://schemas.microsoft.com/office/word/2018/wordml" xmlns:w16du="http://schemas.microsoft.com/office/word/2023/wordml/word16du" xmlns:w16sdtdh="http://schemas.microsoft.com/office/word/2020/wordml/sdtdatahash" xmlns:w16sdtfl="http://schemas.microsoft.com/office/word/2024/wordml/sdtformatlock" xmlns:w16se="http://schemas.microsoft.com/office/word/2015/wordml/symex" xmlns:wpg="http://schemas.microsoft.com/office/word/2010/wordprocessingGroup" xmlns:wpi="http://schemas.microsoft.com/office/word/2010/wordprocessingInk" xmlns:wne="http://schemas.microsoft.com/office/word/2006/wordml" xmlns:wps="http://schemas.microsoft.com/office/word/2010/wordprocessingShape" mc:Ignorable="w14 w15 w16se w16cid w16 w16cex w16sdtdh w16sdtfl w16du wp14">
+  <w:footnote w:type="separator" w:id="-1">
+    <w:p>
+      <w:pPr>
+        <w:spacing w:after="0" w:line="240" w:lineRule="auto"/>
+      </w:pPr>
+      <w:r>
+        <w:separator/>
+      </w:r>
+    </w:p>
+  </w:footnote>
+  <w:footnote w:type="continuationSeparator" w:id="0">
+    <w:p>
+      <w:pPr>
+        <w:spacing w:after="0" w:line="240" w:lineRule="auto"/>
+      </w:pPr>
+      <w:r>
+        <w:continuationSeparator/>
+      </w:r>
+    </w:p>
+  </w:footnote>
+</w:footnotes>
 </file>
 
 <file path=word/numbering.xml><?xml version="1.0" encoding="utf-8"?>
@@ -13730,32 +13876,6 @@
 </file>
 
 <file path=customXml/item1.xml><?xml version="1.0" encoding="utf-8"?>
-<?mso-contentType ?>
-<FormTemplates xmlns="http://schemas.microsoft.com/sharepoint/v3/contenttype/forms">
-  <Display>DocumentLibraryForm</Display>
-  <Edit>DocumentLibraryForm</Edit>
-  <New>DocumentLibraryForm</New>
-</FormTemplates>
-</file>
-
-<file path=customXml/item2.xml><?xml version="1.0" encoding="utf-8"?>
-<p:properties xmlns:p="http://schemas.microsoft.com/office/2006/metadata/properties" xmlns:xsi="http://www.w3.org/2001/XMLSchema-instance" xmlns:pc="http://schemas.microsoft.com/office/infopath/2007/PartnerControls">
-  <documentManagement>
-    <_ip_UnifiedCompliancePolicyUIAction xmlns="http://schemas.microsoft.com/sharepoint/v3" xsi:nil="true"/>
-    <TaxCatchAll xmlns="56f87f42-bac6-49e2-b9d5-04744cb514ee" xsi:nil="true"/>
-    <lcf76f155ced4ddcb4097134ff3c332f xmlns="fcae3b96-bd14-4ee2-8386-a94084e60018">
-      <Terms xmlns="http://schemas.microsoft.com/office/infopath/2007/PartnerControls"/>
-    </lcf76f155ced4ddcb4097134ff3c332f>
-    <_ip_UnifiedCompliancePolicyProperties xmlns="http://schemas.microsoft.com/sharepoint/v3" xsi:nil="true"/>
-  </documentManagement>
-</p:properties>
-</file>
-
-<file path=customXml/item3.xml><?xml version="1.0" encoding="utf-8"?>
-<b:Sources xmlns:b="http://schemas.openxmlformats.org/officeDocument/2006/bibliography" xmlns="http://schemas.openxmlformats.org/officeDocument/2006/bibliography" SelectedStyle="/APA.XSL" StyleName="APA"/>
-</file>
-
-<file path=customXml/item4.xml><?xml version="1.0" encoding="utf-8"?>
 <ct:contentTypeSchema xmlns:ct="http://schemas.microsoft.com/office/2006/metadata/contentType" xmlns:ma="http://schemas.microsoft.com/office/2006/metadata/properties/metaAttributes" ct:_="" ma:_="" ma:contentTypeName="Document" ma:contentTypeID="0x0101006A7D154A9B6B4745A92074A700A40869" ma:contentTypeVersion="24" ma:contentTypeDescription="Create a new document." ma:contentTypeScope="" ma:versionID="49c36a49e684e25092aa685b0fe35842">
   <xsd:schema xmlns:xsd="http://www.w3.org/2001/XMLSchema" xmlns:xs="http://www.w3.org/2001/XMLSchema" xmlns:p="http://schemas.microsoft.com/office/2006/metadata/properties" xmlns:ns1="http://schemas.microsoft.com/sharepoint/v3" xmlns:ns2="fcae3b96-bd14-4ee2-8386-a94084e60018" xmlns:ns3="56f87f42-bac6-49e2-b9d5-04744cb514ee" targetNamespace="http://schemas.microsoft.com/office/2006/metadata/properties" ma:root="true" ma:fieldsID="9c960b9d532a5d3a9032170b89435a2d" ns1:_="" ns2:_="" ns3:_="">
     <xsd:import namespace="http://schemas.microsoft.com/sharepoint/v3"/>
@@ -14033,35 +14153,33 @@
 </ct:contentTypeSchema>
 </file>
 
-<file path=customXml/itemProps1.xml><?xml version="1.0" encoding="utf-8"?>
-<ds:datastoreItem xmlns:ds="http://schemas.openxmlformats.org/officeDocument/2006/customXml" ds:itemID="{CEDA4C41-BA4A-4F0B-A87E-F30AA6591D91}">
-  <ds:schemaRefs>
-    <ds:schemaRef ds:uri="http://schemas.microsoft.com/sharepoint/v3/contenttype/forms"/>
-  </ds:schemaRefs>
-</ds:datastoreItem>
+<file path=customXml/item2.xml><?xml version="1.0" encoding="utf-8"?>
+<b:Sources xmlns:b="http://schemas.openxmlformats.org/officeDocument/2006/bibliography" xmlns="http://schemas.openxmlformats.org/officeDocument/2006/bibliography" SelectedStyle="/APA.XSL" StyleName="APA"/>
 </file>
 
-<file path=customXml/itemProps2.xml><?xml version="1.0" encoding="utf-8"?>
-<ds:datastoreItem xmlns:ds="http://schemas.openxmlformats.org/officeDocument/2006/customXml" ds:itemID="{94EDD69F-103F-4891-A1A7-DE0F9F4E28FD}">
-  <ds:schemaRefs>
-    <ds:schemaRef ds:uri="http://schemas.microsoft.com/office/2006/metadata/properties"/>
-    <ds:schemaRef ds:uri="http://schemas.microsoft.com/office/infopath/2007/PartnerControls"/>
-    <ds:schemaRef ds:uri="http://schemas.microsoft.com/sharepoint/v3"/>
-    <ds:schemaRef ds:uri="56f87f42-bac6-49e2-b9d5-04744cb514ee"/>
-    <ds:schemaRef ds:uri="fcae3b96-bd14-4ee2-8386-a94084e60018"/>
-  </ds:schemaRefs>
-</ds:datastoreItem>
+<file path=customXml/item3.xml><?xml version="1.0" encoding="utf-8"?>
+<p:properties xmlns:p="http://schemas.microsoft.com/office/2006/metadata/properties" xmlns:xsi="http://www.w3.org/2001/XMLSchema-instance" xmlns:pc="http://schemas.microsoft.com/office/infopath/2007/PartnerControls">
+  <documentManagement>
+    <_ip_UnifiedCompliancePolicyUIAction xmlns="http://schemas.microsoft.com/sharepoint/v3" xsi:nil="true"/>
+    <TaxCatchAll xmlns="56f87f42-bac6-49e2-b9d5-04744cb514ee" xsi:nil="true"/>
+    <lcf76f155ced4ddcb4097134ff3c332f xmlns="fcae3b96-bd14-4ee2-8386-a94084e60018">
+      <Terms xmlns="http://schemas.microsoft.com/office/infopath/2007/PartnerControls"/>
+    </lcf76f155ced4ddcb4097134ff3c332f>
+    <_ip_UnifiedCompliancePolicyProperties xmlns="http://schemas.microsoft.com/sharepoint/v3" xsi:nil="true"/>
+  </documentManagement>
+</p:properties>
 </file>
 
-<file path=customXml/itemProps3.xml><?xml version="1.0" encoding="utf-8"?>
-<ds:datastoreItem xmlns:ds="http://schemas.openxmlformats.org/officeDocument/2006/customXml" ds:itemID="{EF278816-EC6F-A645-907D-7F25AECB1D4A}">
-  <ds:schemaRefs>
-    <ds:schemaRef ds:uri="http://schemas.openxmlformats.org/officeDocument/2006/bibliography"/>
-  </ds:schemaRefs>
-</ds:datastoreItem>
+<file path=customXml/item4.xml><?xml version="1.0" encoding="utf-8"?>
+<?mso-contentType ?>
+<FormTemplates xmlns="http://schemas.microsoft.com/sharepoint/v3/contenttype/forms">
+  <Display>DocumentLibraryForm</Display>
+  <Edit>DocumentLibraryForm</Edit>
+  <New>DocumentLibraryForm</New>
+</FormTemplates>
 </file>
 
-<file path=customXml/itemProps4.xml><?xml version="1.0" encoding="utf-8"?>
+<file path=customXml/itemProps1.xml><?xml version="1.0" encoding="utf-8"?>
 <ds:datastoreItem xmlns:ds="http://schemas.openxmlformats.org/officeDocument/2006/customXml" ds:itemID="{131969F9-69E6-4531-89F9-CCA743737436}">
   <ds:schemaRefs>
     <ds:schemaRef ds:uri="http://schemas.microsoft.com/office/2006/metadata/contentType"/>
@@ -14081,6 +14199,34 @@
 </ds:datastoreItem>
 </file>
 
+<file path=customXml/itemProps2.xml><?xml version="1.0" encoding="utf-8"?>
+<ds:datastoreItem xmlns:ds="http://schemas.openxmlformats.org/officeDocument/2006/customXml" ds:itemID="{EF278816-EC6F-A645-907D-7F25AECB1D4A}">
+  <ds:schemaRefs>
+    <ds:schemaRef ds:uri="http://schemas.openxmlformats.org/officeDocument/2006/bibliography"/>
+  </ds:schemaRefs>
+</ds:datastoreItem>
+</file>
+
+<file path=customXml/itemProps3.xml><?xml version="1.0" encoding="utf-8"?>
+<ds:datastoreItem xmlns:ds="http://schemas.openxmlformats.org/officeDocument/2006/customXml" ds:itemID="{94EDD69F-103F-4891-A1A7-DE0F9F4E28FD}">
+  <ds:schemaRefs>
+    <ds:schemaRef ds:uri="http://schemas.microsoft.com/office/2006/metadata/properties"/>
+    <ds:schemaRef ds:uri="http://schemas.microsoft.com/office/infopath/2007/PartnerControls"/>
+    <ds:schemaRef ds:uri="http://schemas.microsoft.com/sharepoint/v3"/>
+    <ds:schemaRef ds:uri="56f87f42-bac6-49e2-b9d5-04744cb514ee"/>
+    <ds:schemaRef ds:uri="fcae3b96-bd14-4ee2-8386-a94084e60018"/>
+  </ds:schemaRefs>
+</ds:datastoreItem>
+</file>
+
+<file path=customXml/itemProps4.xml><?xml version="1.0" encoding="utf-8"?>
+<ds:datastoreItem xmlns:ds="http://schemas.openxmlformats.org/officeDocument/2006/customXml" ds:itemID="{CEDA4C41-BA4A-4F0B-A87E-F30AA6591D91}">
+  <ds:schemaRefs>
+    <ds:schemaRef ds:uri="http://schemas.microsoft.com/sharepoint/v3/contenttype/forms"/>
+  </ds:schemaRefs>
+</ds:datastoreItem>
+</file>
+
 <file path=docMetadata/LabelInfo.xml><?xml version="1.0" encoding="utf-8"?>
 <clbl:labelList xmlns:clbl="http://schemas.microsoft.com/office/2020/mipLabelMetadata">
   <clbl:label id="{7ab80a06-f029-45c0-84d1-7dad19ce3c61}" enabled="0" method="" siteId="{7ab80a06-f029-45c0-84d1-7dad19ce3c61}" removed="1"/>
